--- a/docs/01_GenAI_SoftwareDevelopment_project-plan.docx
+++ b/docs/01_GenAI_SoftwareDevelopment_project-plan.docx
@@ -164,7 +164,41 @@
           <w:sz w:val="26"/>
           <w:szCs w:val="26"/>
         </w:rPr>
-        <w:t>Hệ thống quản lý bán hàng có tích hợp AI</w:t>
+        <w:t xml:space="preserve">Hệ thống quản lý </w:t>
+      </w:r>
+      <w:r>
+        <w:rPr>
+          <w:rFonts w:ascii="Times New Roman" w:hAnsi="Times New Roman" w:cs="Times New Roman"/>
+          <w:b/>
+          <w:bCs/>
+          <w:color w:val="000000" w:themeColor="text1"/>
+          <w:sz w:val="26"/>
+          <w:szCs w:val="26"/>
+        </w:rPr>
+        <w:t>công</w:t>
+      </w:r>
+      <w:r>
+        <w:rPr>
+          <w:rFonts w:ascii="Times New Roman" w:hAnsi="Times New Roman" w:cs="Times New Roman"/>
+          <w:b/>
+          <w:bCs/>
+          <w:color w:val="000000" w:themeColor="text1"/>
+          <w:sz w:val="26"/>
+          <w:szCs w:val="26"/>
+          <w:lang w:val="vi-VN"/>
+        </w:rPr>
+        <w:t xml:space="preserve"> văn văn bản nội bộ</w:t>
+      </w:r>
+      <w:r>
+        <w:rPr>
+          <w:rFonts w:ascii="Times New Roman" w:hAnsi="Times New Roman" w:cs="Times New Roman"/>
+          <w:b/>
+          <w:bCs/>
+          <w:color w:val="000000" w:themeColor="text1"/>
+          <w:sz w:val="26"/>
+          <w:szCs w:val="26"/>
+        </w:rPr>
+        <w:t xml:space="preserve"> có tích hợp AI</w:t>
       </w:r>
     </w:p>
     <w:p>
